--- a/dist/docs/HCCS-Case-Study-AI-Trust-Research.docx
+++ b/dist/docs/HCCS-Case-Study-AI-Trust-Research.docx
@@ -230,7 +230,7 @@
                 <w:sz w:val="36"/>
                 <w:szCs w:val="36"/>
               </w:rPr>
-              <w:t xml:space="preserve">95</w:t>
+              <w:t xml:space="preserve">319</w:t>
             </w:r>
           </w:p>
           <w:p>
@@ -328,7 +328,7 @@
                 <w:sz w:val="36"/>
                 <w:szCs w:val="36"/>
               </w:rPr>
-              <w:t xml:space="preserve">68.5%</w:t>
+              <w:t xml:space="preserve">25.8%</w:t>
             </w:r>
           </w:p>
           <w:p>
@@ -378,7 +378,7 @@
                 <w:sz w:val="36"/>
                 <w:szCs w:val="36"/>
               </w:rPr>
-              <w:t xml:space="preserve">p = .610</w:t>
+              <w:t xml:space="preserve">p = .676</w:t>
             </w:r>
           </w:p>
           <w:p>
@@ -446,7 +446,7 @@
           <w:sz w:val="22"/>
           <w:szCs w:val="22"/>
         </w:rPr>
-        <w:t xml:space="preserve">Three experimental conditions produced no statistically significant difference in trust scores, F(2, 92) = 0.50, p = .610, η² = .011. The manipulation explained essentially nothing. What explained 68.5% of variance in trust was who the participant already was: how often they use AI, how engaged they were with the scenario, what their behavioral intentions already were.</w:t>
+        <w:t xml:space="preserve">Three experimental conditions produced no statistically significant difference in trust scores, F(2, 316) = 0.39, p = .676, η² = .002. The manipulation explained essentially nothing. An exploratory regression found individual characteristics (AI usage frequency, decision confidence, follow-through intention) accounted for 25.8% of TrustScore variance (adjusted R2 = .244). What explained 25.8% of variance in trust was who the participant already was: how often they use AI, how engaged they were with the scenario, what their behavioral intentions already were.</w:t>
       </w:r>
     </w:p>
     <w:p>
@@ -1099,7 +1099,7 @@
         <w:pStyle w:val="Heading1"/>
       </w:pPr>
       <w:r>
-        <w:t xml:space="preserve">Trust Profiles Shift with Age and Experience</w:t>
+        <w:t xml:space="preserve">What Predicted Trust (When Design Did Not)</w:t>
       </w:r>
     </w:p>
     <w:p>
@@ -1113,7 +1113,7 @@
           <w:sz w:val="22"/>
           <w:szCs w:val="22"/>
         </w:rPr>
-        <w:t xml:space="preserve">Age does not predict a trust score in a linear direction. It predicts a trust profile.</w:t>
+        <w:t xml:space="preserve">Three individual-level factors explained nearly all measurable variation in trust. None of them were under the organization’s control at the moment of deployment.</w:t>
       </w:r>
     </w:p>
     <w:p>
